--- a/fitcore/docs/Informe_Final_FitCore.docx
+++ b/fitcore/docs/Informe_Final_FitCore.docx
@@ -469,8 +469,18 @@
           <w:sz w:val="28"/>
           <w:szCs w:val="28"/>
         </w:rPr>
-        <w:t>Ariel Emilio Recalde Amaguayo</w:t>
-      </w:r>
+        <w:t xml:space="preserve">Ariel Emilio Recalde </w:t>
+      </w:r>
+      <w:proofErr w:type="spellStart"/>
+      <w:r>
+        <w:rPr>
+          <w:rFonts w:ascii="Times New Roman" w:hAnsi="Times New Roman" w:cs="Times New Roman"/>
+          <w:sz w:val="28"/>
+          <w:szCs w:val="28"/>
+        </w:rPr>
+        <w:t>Amaguayo</w:t>
+      </w:r>
+      <w:proofErr w:type="spellEnd"/>
     </w:p>
     <w:p>
       <w:pPr>
@@ -2438,13 +2448,41 @@
           <w:szCs w:val="24"/>
         </w:rPr>
       </w:pPr>
-      <w:r>
-        <w:rPr>
-          <w:rFonts w:ascii="Times New Roman" w:hAnsi="Times New Roman" w:cs="Times New Roman"/>
-          <w:sz w:val="24"/>
-          <w:szCs w:val="24"/>
-        </w:rPr>
-        <w:t xml:space="preserve">FitCore Gym es un gimnasio de barrio con 350 socios que operaba de forma completamente manual: registro de socios en hojas de cálculo aisladas, cobros sin historial, compras a proveedores por intuición y </w:t>
+      <w:proofErr w:type="spellStart"/>
+      <w:r>
+        <w:rPr>
+          <w:rFonts w:ascii="Times New Roman" w:hAnsi="Times New Roman" w:cs="Times New Roman"/>
+          <w:sz w:val="24"/>
+          <w:szCs w:val="24"/>
+        </w:rPr>
+        <w:t>FitCore</w:t>
+      </w:r>
+      <w:proofErr w:type="spellEnd"/>
+      <w:r>
+        <w:rPr>
+          <w:rFonts w:ascii="Times New Roman" w:hAnsi="Times New Roman" w:cs="Times New Roman"/>
+          <w:sz w:val="24"/>
+          <w:szCs w:val="24"/>
+        </w:rPr>
+        <w:t xml:space="preserve"> </w:t>
+      </w:r>
+      <w:proofErr w:type="spellStart"/>
+      <w:r>
+        <w:rPr>
+          <w:rFonts w:ascii="Times New Roman" w:hAnsi="Times New Roman" w:cs="Times New Roman"/>
+          <w:sz w:val="24"/>
+          <w:szCs w:val="24"/>
+        </w:rPr>
+        <w:t>Gym</w:t>
+      </w:r>
+      <w:proofErr w:type="spellEnd"/>
+      <w:r>
+        <w:rPr>
+          <w:rFonts w:ascii="Times New Roman" w:hAnsi="Times New Roman" w:cs="Times New Roman"/>
+          <w:sz w:val="24"/>
+          <w:szCs w:val="24"/>
+        </w:rPr>
+        <w:t xml:space="preserve"> es un gimnasio de barrio con 350 socios que operaba de forma completamente manual: registro de socios en hojas de cálculo aisladas, cobros sin historial, compras a proveedores por intuición y </w:t>
       </w:r>
       <w:r>
         <w:rPr>
@@ -2530,7 +2568,43 @@
           <w:sz w:val="24"/>
           <w:szCs w:val="24"/>
         </w:rPr>
-        <w:t xml:space="preserve"> mínimo, el sistema emite la orden de compra al proveedor por sí solo; y el módulo CRM identificó 137 socios en riesgo de deserción que hoy son invisibles para el negocio. La segmentación RFM reveló además que 57 clientes VIP (16 % de la base) concentran un gasto promedio de USD 831, un segmento que la empresa ni siquiera sabía que existía. Con esta plataforma, FitCore Gym pasa de administrar un cuaderno a dirigir el negocio con datos.</w:t>
+        <w:t xml:space="preserve"> mínimo, el sistema emite la orden de compra al proveedor por sí solo; y el módulo CRM identificó 137 socios en riesgo de deserción que hoy son invisibles para el negocio. La segmentación RFM reveló además que 57 clientes VIP (16 % de la base) concentran un gasto promedio de USD 831, un segmento que la empresa ni siquiera sabía que existía. Con esta plataforma, </w:t>
+      </w:r>
+      <w:proofErr w:type="spellStart"/>
+      <w:r>
+        <w:rPr>
+          <w:rFonts w:ascii="Times New Roman" w:hAnsi="Times New Roman" w:cs="Times New Roman"/>
+          <w:sz w:val="24"/>
+          <w:szCs w:val="24"/>
+        </w:rPr>
+        <w:t>FitCore</w:t>
+      </w:r>
+      <w:proofErr w:type="spellEnd"/>
+      <w:r>
+        <w:rPr>
+          <w:rFonts w:ascii="Times New Roman" w:hAnsi="Times New Roman" w:cs="Times New Roman"/>
+          <w:sz w:val="24"/>
+          <w:szCs w:val="24"/>
+        </w:rPr>
+        <w:t xml:space="preserve"> </w:t>
+      </w:r>
+      <w:proofErr w:type="spellStart"/>
+      <w:r>
+        <w:rPr>
+          <w:rFonts w:ascii="Times New Roman" w:hAnsi="Times New Roman" w:cs="Times New Roman"/>
+          <w:sz w:val="24"/>
+          <w:szCs w:val="24"/>
+        </w:rPr>
+        <w:t>Gym</w:t>
+      </w:r>
+      <w:proofErr w:type="spellEnd"/>
+      <w:r>
+        <w:rPr>
+          <w:rFonts w:ascii="Times New Roman" w:hAnsi="Times New Roman" w:cs="Times New Roman"/>
+          <w:sz w:val="24"/>
+          <w:szCs w:val="24"/>
+        </w:rPr>
+        <w:t xml:space="preserve"> pasa de administrar un cuaderno a dirigir el negocio con datos.</w:t>
       </w:r>
     </w:p>
     <w:p>
@@ -2612,7 +2686,43 @@
           <w:sz w:val="24"/>
           <w:szCs w:val="24"/>
         </w:rPr>
-        <w:t>Se analizó la industria de gimnasios de barrio en Quito para justificar cómo el sistema de información propuesto mejora la posición competitiva de FitCore Gym:</w:t>
+        <w:t xml:space="preserve">Se analizó la industria de gimnasios de barrio en Quito para justificar cómo el sistema de información propuesto mejora la posición competitiva de </w:t>
+      </w:r>
+      <w:proofErr w:type="spellStart"/>
+      <w:r>
+        <w:rPr>
+          <w:rFonts w:ascii="Times New Roman" w:hAnsi="Times New Roman" w:cs="Times New Roman"/>
+          <w:sz w:val="24"/>
+          <w:szCs w:val="24"/>
+        </w:rPr>
+        <w:t>FitCore</w:t>
+      </w:r>
+      <w:proofErr w:type="spellEnd"/>
+      <w:r>
+        <w:rPr>
+          <w:rFonts w:ascii="Times New Roman" w:hAnsi="Times New Roman" w:cs="Times New Roman"/>
+          <w:sz w:val="24"/>
+          <w:szCs w:val="24"/>
+        </w:rPr>
+        <w:t xml:space="preserve"> </w:t>
+      </w:r>
+      <w:proofErr w:type="spellStart"/>
+      <w:r>
+        <w:rPr>
+          <w:rFonts w:ascii="Times New Roman" w:hAnsi="Times New Roman" w:cs="Times New Roman"/>
+          <w:sz w:val="24"/>
+          <w:szCs w:val="24"/>
+        </w:rPr>
+        <w:t>Gym</w:t>
+      </w:r>
+      <w:proofErr w:type="spellEnd"/>
+      <w:r>
+        <w:rPr>
+          <w:rFonts w:ascii="Times New Roman" w:hAnsi="Times New Roman" w:cs="Times New Roman"/>
+          <w:sz w:val="24"/>
+          <w:szCs w:val="24"/>
+        </w:rPr>
+        <w:t>:</w:t>
       </w:r>
     </w:p>
     <w:tbl>
@@ -3403,7 +3513,25 @@
           <w:szCs w:val="24"/>
         </w:rPr>
         <w:lastRenderedPageBreak/>
-        <w:t>Conclusión estratégica: FitCore opera en una industria de rivalidad alta donde competir por precio erosiona el margen. El SI reposiciona a la empresa hacia una estrategia de diferenciación por servicio e inteligencia de cliente (Porter): retener cuesta menos que adquirir, y ningún competidor del segmento posee capacidad analítica equivalente.</w:t>
+        <w:t xml:space="preserve">Conclusión estratégica: </w:t>
+      </w:r>
+      <w:proofErr w:type="spellStart"/>
+      <w:r>
+        <w:rPr>
+          <w:rFonts w:ascii="Times New Roman" w:hAnsi="Times New Roman" w:cs="Times New Roman"/>
+          <w:sz w:val="24"/>
+          <w:szCs w:val="24"/>
+        </w:rPr>
+        <w:t>FitCore</w:t>
+      </w:r>
+      <w:proofErr w:type="spellEnd"/>
+      <w:r>
+        <w:rPr>
+          <w:rFonts w:ascii="Times New Roman" w:hAnsi="Times New Roman" w:cs="Times New Roman"/>
+          <w:sz w:val="24"/>
+          <w:szCs w:val="24"/>
+        </w:rPr>
+        <w:t xml:space="preserve"> opera en una industria de rivalidad alta donde competir por precio erosiona el margen. El SI reposiciona a la empresa hacia una estrategia de diferenciación por servicio e inteligencia de cliente (Porter): retener cuesta menos que adquirir, y ningún competidor del segmento posee capacidad analítica equivalente.</w:t>
       </w:r>
     </w:p>
     <w:p>
@@ -4146,7 +4274,25 @@
                 <w:sz w:val="24"/>
                 <w:szCs w:val="24"/>
               </w:rPr>
-              <w:t>Generar el dashboard gerencial con ventas temporales, segmentos RFM, KPI financiero y alertas CRM.</w:t>
+              <w:t xml:space="preserve">Generar el </w:t>
+            </w:r>
+            <w:proofErr w:type="spellStart"/>
+            <w:r>
+              <w:rPr>
+                <w:rFonts w:ascii="Times New Roman" w:hAnsi="Times New Roman" w:cs="Times New Roman"/>
+                <w:sz w:val="24"/>
+                <w:szCs w:val="24"/>
+              </w:rPr>
+              <w:t>dashboard</w:t>
+            </w:r>
+            <w:proofErr w:type="spellEnd"/>
+            <w:r>
+              <w:rPr>
+                <w:rFonts w:ascii="Times New Roman" w:hAnsi="Times New Roman" w:cs="Times New Roman"/>
+                <w:sz w:val="24"/>
+                <w:szCs w:val="24"/>
+              </w:rPr>
+              <w:t xml:space="preserve"> gerencial con ventas temporales, segmentos RFM, KPI financiero y alertas CRM.</w:t>
             </w:r>
           </w:p>
         </w:tc>
@@ -4816,7 +4962,25 @@
                 <w:sz w:val="24"/>
                 <w:szCs w:val="24"/>
               </w:rPr>
-              <w:t>Ejecución con Python 3.10+ y dependencias mínimas (pandas, matplotlib), sin instalación de servidores.</w:t>
+              <w:t xml:space="preserve">Ejecución con Python 3.10+ y dependencias mínimas (pandas, </w:t>
+            </w:r>
+            <w:proofErr w:type="spellStart"/>
+            <w:r>
+              <w:rPr>
+                <w:rFonts w:ascii="Times New Roman" w:hAnsi="Times New Roman" w:cs="Times New Roman"/>
+                <w:sz w:val="24"/>
+                <w:szCs w:val="24"/>
+              </w:rPr>
+              <w:t>matplotlib</w:t>
+            </w:r>
+            <w:proofErr w:type="spellEnd"/>
+            <w:r>
+              <w:rPr>
+                <w:rFonts w:ascii="Times New Roman" w:hAnsi="Times New Roman" w:cs="Times New Roman"/>
+                <w:sz w:val="24"/>
+                <w:szCs w:val="24"/>
+              </w:rPr>
+              <w:t>), sin instalación de servidores.</w:t>
             </w:r>
           </w:p>
         </w:tc>
@@ -4969,7 +5133,79 @@
           <w:sz w:val="24"/>
           <w:szCs w:val="24"/>
         </w:rPr>
-        <w:t>Nuestra solución materializa ese principio con dos decisiones de diseño: (1) una base de datos única (SQLite) que actúa como repositorio central de clientes, ventas, inventario, contabilidad y alertas; y (2) un bus de eventos (patrón Observador) por el cual el Core publica hechos de negocio (“venta_registrada”, “stock_bajo”) y los módulos suscritos reaccionan sin acoplamiento. En un escenario real, este mismo diseño escala reemplazando el bus interno por middleware empresarial (colas de mensajes, APIs REST o un ESB) y los módulos por sistemas comerciales (SAP, Odoo, Salesforce), sin cambiar la lógica del Core.</w:t>
+        <w:t>Nuestra solución materializa ese principio con dos decisiones de diseño: (1) una base de datos única (SQLite) que actúa como repositorio central de clientes, ventas, inventario, contabilidad y alertas; y (2) un bus de eventos (patrón Observador) por el cual el Core publica hechos de negocio (“</w:t>
+      </w:r>
+      <w:proofErr w:type="spellStart"/>
+      <w:r>
+        <w:rPr>
+          <w:rFonts w:ascii="Times New Roman" w:hAnsi="Times New Roman" w:cs="Times New Roman"/>
+          <w:sz w:val="24"/>
+          <w:szCs w:val="24"/>
+        </w:rPr>
+        <w:t>venta_registrada</w:t>
+      </w:r>
+      <w:proofErr w:type="spellEnd"/>
+      <w:r>
+        <w:rPr>
+          <w:rFonts w:ascii="Times New Roman" w:hAnsi="Times New Roman" w:cs="Times New Roman"/>
+          <w:sz w:val="24"/>
+          <w:szCs w:val="24"/>
+        </w:rPr>
+        <w:t>”, “</w:t>
+      </w:r>
+      <w:proofErr w:type="spellStart"/>
+      <w:r>
+        <w:rPr>
+          <w:rFonts w:ascii="Times New Roman" w:hAnsi="Times New Roman" w:cs="Times New Roman"/>
+          <w:sz w:val="24"/>
+          <w:szCs w:val="24"/>
+        </w:rPr>
+        <w:t>stock_bajo</w:t>
+      </w:r>
+      <w:proofErr w:type="spellEnd"/>
+      <w:r>
+        <w:rPr>
+          <w:rFonts w:ascii="Times New Roman" w:hAnsi="Times New Roman" w:cs="Times New Roman"/>
+          <w:sz w:val="24"/>
+          <w:szCs w:val="24"/>
+        </w:rPr>
+        <w:t xml:space="preserve">”) y los módulos suscritos reaccionan sin acoplamiento. En un escenario real, este mismo diseño escala reemplazando el bus interno por middleware empresarial (colas de mensajes, </w:t>
+      </w:r>
+      <w:proofErr w:type="spellStart"/>
+      <w:r>
+        <w:rPr>
+          <w:rFonts w:ascii="Times New Roman" w:hAnsi="Times New Roman" w:cs="Times New Roman"/>
+          <w:sz w:val="24"/>
+          <w:szCs w:val="24"/>
+        </w:rPr>
+        <w:t>APIs</w:t>
+      </w:r>
+      <w:proofErr w:type="spellEnd"/>
+      <w:r>
+        <w:rPr>
+          <w:rFonts w:ascii="Times New Roman" w:hAnsi="Times New Roman" w:cs="Times New Roman"/>
+          <w:sz w:val="24"/>
+          <w:szCs w:val="24"/>
+        </w:rPr>
+        <w:t xml:space="preserve"> REST o un ESB) y los módulos por sistemas comerciales (SAP, </w:t>
+      </w:r>
+      <w:proofErr w:type="spellStart"/>
+      <w:r>
+        <w:rPr>
+          <w:rFonts w:ascii="Times New Roman" w:hAnsi="Times New Roman" w:cs="Times New Roman"/>
+          <w:sz w:val="24"/>
+          <w:szCs w:val="24"/>
+        </w:rPr>
+        <w:t>Odoo</w:t>
+      </w:r>
+      <w:proofErr w:type="spellEnd"/>
+      <w:r>
+        <w:rPr>
+          <w:rFonts w:ascii="Times New Roman" w:hAnsi="Times New Roman" w:cs="Times New Roman"/>
+          <w:sz w:val="24"/>
+          <w:szCs w:val="24"/>
+        </w:rPr>
+        <w:t>, Salesforce), sin cambiar la lógica del Core.</w:t>
       </w:r>
     </w:p>
     <w:p>
@@ -5100,7 +5336,25 @@
           <w:szCs w:val="24"/>
         </w:rPr>
         <w:lastRenderedPageBreak/>
-        <w:t>El modelo cumple y supera el mínimo exigido (Clientes, Productos, Transacciones): la venta se descompone en cabecera (VENTAS) y detalle (DETALLE_VENTA) para soportar facturas multiproducto; PRODUCTOS distingue bienes físicos (con stock y proveedor) de servicios (membresías y clases, sin stock); y cada módulo satélite persiste sus propios hechos (ASIENTOS_CONTABLES, ORDENES_COMPRA, ALERTAS_CRM, SEGMENTOS_RFM) siempre enlazados por claves foráneas a las entidades del Core.</w:t>
+        <w:t xml:space="preserve">El modelo cumple y supera el mínimo exigido (Clientes, Productos, Transacciones): la venta se descompone en cabecera (VENTAS) y detalle (DETALLE_VENTA) para soportar facturas </w:t>
+      </w:r>
+      <w:proofErr w:type="spellStart"/>
+      <w:r>
+        <w:rPr>
+          <w:rFonts w:ascii="Times New Roman" w:hAnsi="Times New Roman" w:cs="Times New Roman"/>
+          <w:sz w:val="24"/>
+          <w:szCs w:val="24"/>
+        </w:rPr>
+        <w:t>multiproducto</w:t>
+      </w:r>
+      <w:proofErr w:type="spellEnd"/>
+      <w:r>
+        <w:rPr>
+          <w:rFonts w:ascii="Times New Roman" w:hAnsi="Times New Roman" w:cs="Times New Roman"/>
+          <w:sz w:val="24"/>
+          <w:szCs w:val="24"/>
+        </w:rPr>
+        <w:t>; PRODUCTOS distingue bienes físicos (con stock y proveedor) de servicios (membresías y clases, sin stock); y cada módulo satélite persiste sus propios hechos (ASIENTOS_CONTABLES, ORDENES_COMPRA, ALERTAS_CRM, SEGMENTOS_RFM) siempre enlazados por claves foráneas a las entidades del Core.</w:t>
       </w:r>
     </w:p>
     <w:p>
@@ -5614,7 +5868,25 @@
                 <w:sz w:val="24"/>
                 <w:szCs w:val="24"/>
               </w:rPr>
-              <w:t>Socio del gimnasio; conserva los atributos del perfil (contrato, frecuencia, antigüedad) heredados del dataset.</w:t>
+              <w:t xml:space="preserve">Socio del gimnasio; conserva los atributos del perfil (contrato, frecuencia, antigüedad) heredados del </w:t>
+            </w:r>
+            <w:proofErr w:type="spellStart"/>
+            <w:r>
+              <w:rPr>
+                <w:rFonts w:ascii="Times New Roman" w:hAnsi="Times New Roman" w:cs="Times New Roman"/>
+                <w:sz w:val="24"/>
+                <w:szCs w:val="24"/>
+              </w:rPr>
+              <w:t>dataset</w:t>
+            </w:r>
+            <w:proofErr w:type="spellEnd"/>
+            <w:r>
+              <w:rPr>
+                <w:rFonts w:ascii="Times New Roman" w:hAnsi="Times New Roman" w:cs="Times New Roman"/>
+                <w:sz w:val="24"/>
+                <w:szCs w:val="24"/>
+              </w:rPr>
+              <w:t>.</w:t>
             </w:r>
           </w:p>
         </w:tc>
@@ -5703,7 +5975,25 @@
                 <w:sz w:val="24"/>
                 <w:szCs w:val="24"/>
               </w:rPr>
-              <w:t>Clase base de todo lo vendible. Encapsula el stock (atributo privado _stock) y expone descontar_stock(), que avisa si se cruzó el mínimo.</w:t>
+              <w:t xml:space="preserve">Clase base de todo lo vendible. Encapsula el stock (atributo privado _stock) y expone </w:t>
+            </w:r>
+            <w:proofErr w:type="spellStart"/>
+            <w:r>
+              <w:rPr>
+                <w:rFonts w:ascii="Times New Roman" w:hAnsi="Times New Roman" w:cs="Times New Roman"/>
+                <w:sz w:val="24"/>
+                <w:szCs w:val="24"/>
+              </w:rPr>
+              <w:t>descontar_stock</w:t>
+            </w:r>
+            <w:proofErr w:type="spellEnd"/>
+            <w:r>
+              <w:rPr>
+                <w:rFonts w:ascii="Times New Roman" w:hAnsi="Times New Roman" w:cs="Times New Roman"/>
+                <w:sz w:val="24"/>
+                <w:szCs w:val="24"/>
+              </w:rPr>
+              <w:t>(), que avisa si se cruzó el mínimo.</w:t>
             </w:r>
           </w:p>
         </w:tc>
@@ -5735,8 +6025,18 @@
                 <w:szCs w:val="24"/>
               </w:rPr>
               <w:lastRenderedPageBreak/>
-              <w:t>Membresia / ClaseDirigida</w:t>
-            </w:r>
+              <w:t xml:space="preserve">Membresia / </w:t>
+            </w:r>
+            <w:proofErr w:type="spellStart"/>
+            <w:r>
+              <w:rPr>
+                <w:rFonts w:ascii="Times New Roman" w:hAnsi="Times New Roman" w:cs="Times New Roman"/>
+                <w:sz w:val="24"/>
+                <w:szCs w:val="24"/>
+              </w:rPr>
+              <w:t>ClaseDirigida</w:t>
+            </w:r>
+            <w:proofErr w:type="spellEnd"/>
           </w:p>
         </w:tc>
         <w:tc>
@@ -5793,7 +6093,25 @@
                 <w:sz w:val="24"/>
                 <w:szCs w:val="24"/>
               </w:rPr>
-              <w:t>Subclases de Producto (herencia). Redefinen es_servicio() (polimorfismo): no manejan inventario.</w:t>
+              <w:t xml:space="preserve">Subclases de Producto (herencia). Redefinen </w:t>
+            </w:r>
+            <w:proofErr w:type="spellStart"/>
+            <w:r>
+              <w:rPr>
+                <w:rFonts w:ascii="Times New Roman" w:hAnsi="Times New Roman" w:cs="Times New Roman"/>
+                <w:sz w:val="24"/>
+                <w:szCs w:val="24"/>
+              </w:rPr>
+              <w:t>es_servicio</w:t>
+            </w:r>
+            <w:proofErr w:type="spellEnd"/>
+            <w:r>
+              <w:rPr>
+                <w:rFonts w:ascii="Times New Roman" w:hAnsi="Times New Roman" w:cs="Times New Roman"/>
+                <w:sz w:val="24"/>
+                <w:szCs w:val="24"/>
+              </w:rPr>
+              <w:t>() (polimorfismo): no manejan inventario.</w:t>
             </w:r>
           </w:p>
         </w:tc>
@@ -5824,8 +6142,18 @@
                 <w:sz w:val="24"/>
                 <w:szCs w:val="24"/>
               </w:rPr>
-              <w:t>Venta / DetalleVenta</w:t>
-            </w:r>
+              <w:t xml:space="preserve">Venta / </w:t>
+            </w:r>
+            <w:proofErr w:type="spellStart"/>
+            <w:r>
+              <w:rPr>
+                <w:rFonts w:ascii="Times New Roman" w:hAnsi="Times New Roman" w:cs="Times New Roman"/>
+                <w:sz w:val="24"/>
+                <w:szCs w:val="24"/>
+              </w:rPr>
+              <w:t>DetalleVenta</w:t>
+            </w:r>
+            <w:proofErr w:type="spellEnd"/>
           </w:p>
         </w:tc>
         <w:tc>
@@ -5907,6 +6235,7 @@
                 <w:szCs w:val="24"/>
               </w:rPr>
             </w:pPr>
+            <w:proofErr w:type="spellStart"/>
             <w:r>
               <w:rPr>
                 <w:rFonts w:ascii="Times New Roman" w:hAnsi="Times New Roman" w:cs="Times New Roman"/>
@@ -5915,6 +6244,7 @@
               </w:rPr>
               <w:t>SistemaCore</w:t>
             </w:r>
+            <w:proofErr w:type="spellEnd"/>
           </w:p>
         </w:tc>
         <w:tc>
@@ -5996,6 +6326,7 @@
                 <w:szCs w:val="24"/>
               </w:rPr>
             </w:pPr>
+            <w:proofErr w:type="spellStart"/>
             <w:r>
               <w:rPr>
                 <w:rFonts w:ascii="Times New Roman" w:hAnsi="Times New Roman" w:cs="Times New Roman"/>
@@ -6004,6 +6335,7 @@
               </w:rPr>
               <w:t>BusDeEventos</w:t>
             </w:r>
+            <w:proofErr w:type="spellEnd"/>
           </w:p>
         </w:tc>
         <w:tc>
@@ -6085,6 +6417,7 @@
                 <w:szCs w:val="24"/>
               </w:rPr>
             </w:pPr>
+            <w:proofErr w:type="spellStart"/>
             <w:r>
               <w:rPr>
                 <w:rFonts w:ascii="Times New Roman" w:hAnsi="Times New Roman" w:cs="Times New Roman"/>
@@ -6093,6 +6426,7 @@
               </w:rPr>
               <w:t>ModuloERP</w:t>
             </w:r>
+            <w:proofErr w:type="spellEnd"/>
           </w:p>
         </w:tc>
         <w:tc>
@@ -6149,7 +6483,43 @@
                 <w:sz w:val="24"/>
                 <w:szCs w:val="24"/>
               </w:rPr>
-              <w:t>Suscrito a venta_registrada y orden_generada: crea asientos por partida doble y calcula el estado de caja.</w:t>
+              <w:t xml:space="preserve">Suscrito a </w:t>
+            </w:r>
+            <w:proofErr w:type="spellStart"/>
+            <w:r>
+              <w:rPr>
+                <w:rFonts w:ascii="Times New Roman" w:hAnsi="Times New Roman" w:cs="Times New Roman"/>
+                <w:sz w:val="24"/>
+                <w:szCs w:val="24"/>
+              </w:rPr>
+              <w:t>venta_registrada</w:t>
+            </w:r>
+            <w:proofErr w:type="spellEnd"/>
+            <w:r>
+              <w:rPr>
+                <w:rFonts w:ascii="Times New Roman" w:hAnsi="Times New Roman" w:cs="Times New Roman"/>
+                <w:sz w:val="24"/>
+                <w:szCs w:val="24"/>
+              </w:rPr>
+              <w:t xml:space="preserve"> y </w:t>
+            </w:r>
+            <w:proofErr w:type="spellStart"/>
+            <w:r>
+              <w:rPr>
+                <w:rFonts w:ascii="Times New Roman" w:hAnsi="Times New Roman" w:cs="Times New Roman"/>
+                <w:sz w:val="24"/>
+                <w:szCs w:val="24"/>
+              </w:rPr>
+              <w:t>orden_generada</w:t>
+            </w:r>
+            <w:proofErr w:type="spellEnd"/>
+            <w:r>
+              <w:rPr>
+                <w:rFonts w:ascii="Times New Roman" w:hAnsi="Times New Roman" w:cs="Times New Roman"/>
+                <w:sz w:val="24"/>
+                <w:szCs w:val="24"/>
+              </w:rPr>
+              <w:t>: crea asientos por partida doble y calcula el estado de caja.</w:t>
             </w:r>
           </w:p>
         </w:tc>
@@ -6174,6 +6544,7 @@
                 <w:szCs w:val="24"/>
               </w:rPr>
             </w:pPr>
+            <w:proofErr w:type="spellStart"/>
             <w:r>
               <w:rPr>
                 <w:rFonts w:ascii="Times New Roman" w:hAnsi="Times New Roman" w:cs="Times New Roman"/>
@@ -6182,6 +6553,7 @@
               </w:rPr>
               <w:t>ModuloSCM</w:t>
             </w:r>
+            <w:proofErr w:type="spellEnd"/>
           </w:p>
         </w:tc>
         <w:tc>
@@ -6238,7 +6610,43 @@
                 <w:sz w:val="24"/>
                 <w:szCs w:val="24"/>
               </w:rPr>
-              <w:t>Suscrito a stock_bajo: genera la orden de compra al proveedor (evitando duplicados) y publica orden_generada.</w:t>
+              <w:t xml:space="preserve">Suscrito a </w:t>
+            </w:r>
+            <w:proofErr w:type="spellStart"/>
+            <w:r>
+              <w:rPr>
+                <w:rFonts w:ascii="Times New Roman" w:hAnsi="Times New Roman" w:cs="Times New Roman"/>
+                <w:sz w:val="24"/>
+                <w:szCs w:val="24"/>
+              </w:rPr>
+              <w:t>stock_bajo</w:t>
+            </w:r>
+            <w:proofErr w:type="spellEnd"/>
+            <w:r>
+              <w:rPr>
+                <w:rFonts w:ascii="Times New Roman" w:hAnsi="Times New Roman" w:cs="Times New Roman"/>
+                <w:sz w:val="24"/>
+                <w:szCs w:val="24"/>
+              </w:rPr>
+              <w:t xml:space="preserve">: genera la orden de compra al proveedor (evitando duplicados) y publica </w:t>
+            </w:r>
+            <w:proofErr w:type="spellStart"/>
+            <w:r>
+              <w:rPr>
+                <w:rFonts w:ascii="Times New Roman" w:hAnsi="Times New Roman" w:cs="Times New Roman"/>
+                <w:sz w:val="24"/>
+                <w:szCs w:val="24"/>
+              </w:rPr>
+              <w:t>orden_generada</w:t>
+            </w:r>
+            <w:proofErr w:type="spellEnd"/>
+            <w:r>
+              <w:rPr>
+                <w:rFonts w:ascii="Times New Roman" w:hAnsi="Times New Roman" w:cs="Times New Roman"/>
+                <w:sz w:val="24"/>
+                <w:szCs w:val="24"/>
+              </w:rPr>
+              <w:t>.</w:t>
             </w:r>
           </w:p>
         </w:tc>
@@ -6263,6 +6671,7 @@
                 <w:szCs w:val="24"/>
               </w:rPr>
             </w:pPr>
+            <w:proofErr w:type="spellStart"/>
             <w:r>
               <w:rPr>
                 <w:rFonts w:ascii="Times New Roman" w:hAnsi="Times New Roman" w:cs="Times New Roman"/>
@@ -6271,6 +6680,7 @@
               </w:rPr>
               <w:t>ModuloCRM</w:t>
             </w:r>
+            <w:proofErr w:type="spellEnd"/>
           </w:p>
         </w:tc>
         <w:tc>
@@ -6327,7 +6737,25 @@
                 <w:sz w:val="24"/>
                 <w:szCs w:val="24"/>
               </w:rPr>
-              <w:t>Consulta automatizada de inactividad (&gt; 30 días) que genera alertas de deserción; suscrito a venta_registrada para cerrar alertas de socios recuperados.</w:t>
+              <w:t xml:space="preserve">Consulta automatizada de inactividad (&gt; 30 días) que genera alertas de deserción; suscrito a </w:t>
+            </w:r>
+            <w:proofErr w:type="spellStart"/>
+            <w:r>
+              <w:rPr>
+                <w:rFonts w:ascii="Times New Roman" w:hAnsi="Times New Roman" w:cs="Times New Roman"/>
+                <w:sz w:val="24"/>
+                <w:szCs w:val="24"/>
+              </w:rPr>
+              <w:t>venta_registrada</w:t>
+            </w:r>
+            <w:proofErr w:type="spellEnd"/>
+            <w:r>
+              <w:rPr>
+                <w:rFonts w:ascii="Times New Roman" w:hAnsi="Times New Roman" w:cs="Times New Roman"/>
+                <w:sz w:val="24"/>
+                <w:szCs w:val="24"/>
+              </w:rPr>
+              <w:t xml:space="preserve"> para cerrar alertas de socios recuperados.</w:t>
             </w:r>
           </w:p>
         </w:tc>
@@ -6360,7 +6788,61 @@
           <w:sz w:val="24"/>
           <w:szCs w:val="24"/>
         </w:rPr>
-        <w:t>Los cuatro pilares de la POO están presentes: encapsulamiento (el stock solo se modifica mediante métodos), herencia (Membresia y ClaseDirigida extienden Producto), polimorfismo (es_servicio() decide en tiempo de ejecución si corresponde descontar inventario) y composición (Venta contiene DetalleVenta).</w:t>
+        <w:t xml:space="preserve">Los cuatro pilares de la POO están presentes: encapsulamiento (el stock solo se modifica mediante métodos), herencia (Membresia y </w:t>
+      </w:r>
+      <w:proofErr w:type="spellStart"/>
+      <w:r>
+        <w:rPr>
+          <w:rFonts w:ascii="Times New Roman" w:hAnsi="Times New Roman" w:cs="Times New Roman"/>
+          <w:sz w:val="24"/>
+          <w:szCs w:val="24"/>
+        </w:rPr>
+        <w:t>ClaseDirigida</w:t>
+      </w:r>
+      <w:proofErr w:type="spellEnd"/>
+      <w:r>
+        <w:rPr>
+          <w:rFonts w:ascii="Times New Roman" w:hAnsi="Times New Roman" w:cs="Times New Roman"/>
+          <w:sz w:val="24"/>
+          <w:szCs w:val="24"/>
+        </w:rPr>
+        <w:t xml:space="preserve"> extienden Producto), polimorfismo (</w:t>
+      </w:r>
+      <w:proofErr w:type="spellStart"/>
+      <w:r>
+        <w:rPr>
+          <w:rFonts w:ascii="Times New Roman" w:hAnsi="Times New Roman" w:cs="Times New Roman"/>
+          <w:sz w:val="24"/>
+          <w:szCs w:val="24"/>
+        </w:rPr>
+        <w:t>es_servicio</w:t>
+      </w:r>
+      <w:proofErr w:type="spellEnd"/>
+      <w:r>
+        <w:rPr>
+          <w:rFonts w:ascii="Times New Roman" w:hAnsi="Times New Roman" w:cs="Times New Roman"/>
+          <w:sz w:val="24"/>
+          <w:szCs w:val="24"/>
+        </w:rPr>
+        <w:t xml:space="preserve">() decide en tiempo de ejecución si corresponde descontar inventario) y composición (Venta contiene </w:t>
+      </w:r>
+      <w:proofErr w:type="spellStart"/>
+      <w:r>
+        <w:rPr>
+          <w:rFonts w:ascii="Times New Roman" w:hAnsi="Times New Roman" w:cs="Times New Roman"/>
+          <w:sz w:val="24"/>
+          <w:szCs w:val="24"/>
+        </w:rPr>
+        <w:t>DetalleVenta</w:t>
+      </w:r>
+      <w:proofErr w:type="spellEnd"/>
+      <w:r>
+        <w:rPr>
+          <w:rFonts w:ascii="Times New Roman" w:hAnsi="Times New Roman" w:cs="Times New Roman"/>
+          <w:sz w:val="24"/>
+          <w:szCs w:val="24"/>
+        </w:rPr>
+        <w:t>).</w:t>
       </w:r>
     </w:p>
     <w:p>
@@ -6481,7 +6963,61 @@
           <w:sz w:val="24"/>
           <w:szCs w:val="24"/>
         </w:rPr>
-        <w:t>La cadena completa que se demuestra en vivo es la siguiente: al registrar una venta, el Core publica “venta_registrada”; el ERP reacciona creando el asiento contable (DEBE Caja / HABER Ingresos) y el CRM verifica si el socio tenía una alerta activa para cerrarla. Si además la venta dejó algún producto en o bajo su stock mínimo, el Core publica “stock_bajo”; el SCM reacciona generando la orden de compra al proveedor y publica a su vez “orden_generada”, con la que el ERP registra el gasto (DEBE Inventario / HABER Caja). Tres sistemas se actualizan en cascada a partir de una única acción del usuario.</w:t>
+        <w:t>La cadena completa que se demuestra en vivo es la siguiente: al registrar una venta, el Core publica “</w:t>
+      </w:r>
+      <w:proofErr w:type="spellStart"/>
+      <w:r>
+        <w:rPr>
+          <w:rFonts w:ascii="Times New Roman" w:hAnsi="Times New Roman" w:cs="Times New Roman"/>
+          <w:sz w:val="24"/>
+          <w:szCs w:val="24"/>
+        </w:rPr>
+        <w:t>venta_registrada</w:t>
+      </w:r>
+      <w:proofErr w:type="spellEnd"/>
+      <w:r>
+        <w:rPr>
+          <w:rFonts w:ascii="Times New Roman" w:hAnsi="Times New Roman" w:cs="Times New Roman"/>
+          <w:sz w:val="24"/>
+          <w:szCs w:val="24"/>
+        </w:rPr>
+        <w:t>”; el ERP reacciona creando el asiento contable (DEBE Caja / HABER Ingresos) y el CRM verifica si el socio tenía una alerta activa para cerrarla. Si además la venta dejó algún producto en o bajo su stock mínimo, el Core publica “</w:t>
+      </w:r>
+      <w:proofErr w:type="spellStart"/>
+      <w:r>
+        <w:rPr>
+          <w:rFonts w:ascii="Times New Roman" w:hAnsi="Times New Roman" w:cs="Times New Roman"/>
+          <w:sz w:val="24"/>
+          <w:szCs w:val="24"/>
+        </w:rPr>
+        <w:t>stock_bajo</w:t>
+      </w:r>
+      <w:proofErr w:type="spellEnd"/>
+      <w:r>
+        <w:rPr>
+          <w:rFonts w:ascii="Times New Roman" w:hAnsi="Times New Roman" w:cs="Times New Roman"/>
+          <w:sz w:val="24"/>
+          <w:szCs w:val="24"/>
+        </w:rPr>
+        <w:t>”; el SCM reacciona generando la orden de compra al proveedor y publica a su vez “</w:t>
+      </w:r>
+      <w:proofErr w:type="spellStart"/>
+      <w:r>
+        <w:rPr>
+          <w:rFonts w:ascii="Times New Roman" w:hAnsi="Times New Roman" w:cs="Times New Roman"/>
+          <w:sz w:val="24"/>
+          <w:szCs w:val="24"/>
+        </w:rPr>
+        <w:t>orden_generada</w:t>
+      </w:r>
+      <w:proofErr w:type="spellEnd"/>
+      <w:r>
+        <w:rPr>
+          <w:rFonts w:ascii="Times New Roman" w:hAnsi="Times New Roman" w:cs="Times New Roman"/>
+          <w:sz w:val="24"/>
+          <w:szCs w:val="24"/>
+        </w:rPr>
+        <w:t>”, con la que el ERP registra el gasto (DEBE Inventario / HABER Caja). Tres sistemas se actualizan en cascada a partir de una única acción del usuario.</w:t>
       </w:r>
     </w:p>
     <w:p>
@@ -6993,30 +7529,9 @@
                 <w:sz w:val="24"/>
                 <w:szCs w:val="24"/>
               </w:rPr>
-              <w:t>Gasto prom. (USD)</w:t>
-            </w:r>
-          </w:p>
-        </w:tc>
-        <w:tc>
-          <w:tcPr>
-            <w:tcW w:w="4710" w:type="dxa"/>
-            <w:shd w:val="clear" w:color="auto" w:fill="2E86AB"/>
-            <w:tcMar>
-              <w:top w:w="60" w:type="dxa"/>
-              <w:left w:w="100" w:type="dxa"/>
-              <w:bottom w:w="60" w:type="dxa"/>
-              <w:right w:w="100" w:type="dxa"/>
-            </w:tcMar>
-          </w:tcPr>
-          <w:p>
-            <w:pPr>
-              <w:spacing w:line="360" w:lineRule="auto"/>
-              <w:rPr>
-                <w:rFonts w:ascii="Times New Roman" w:hAnsi="Times New Roman" w:cs="Times New Roman"/>
-                <w:sz w:val="24"/>
-                <w:szCs w:val="24"/>
-              </w:rPr>
-            </w:pPr>
+              <w:t xml:space="preserve">Gasto </w:t>
+            </w:r>
+            <w:proofErr w:type="spellStart"/>
             <w:r>
               <w:rPr>
                 <w:rFonts w:ascii="Times New Roman" w:hAnsi="Times New Roman" w:cs="Times New Roman"/>
@@ -7026,6 +7541,51 @@
                 <w:sz w:val="24"/>
                 <w:szCs w:val="24"/>
               </w:rPr>
+              <w:t>prom</w:t>
+            </w:r>
+            <w:proofErr w:type="spellEnd"/>
+            <w:r>
+              <w:rPr>
+                <w:rFonts w:ascii="Times New Roman" w:hAnsi="Times New Roman" w:cs="Times New Roman"/>
+                <w:b/>
+                <w:bCs/>
+                <w:color w:val="FFFFFF"/>
+                <w:sz w:val="24"/>
+                <w:szCs w:val="24"/>
+              </w:rPr>
+              <w:t>. (USD)</w:t>
+            </w:r>
+          </w:p>
+        </w:tc>
+        <w:tc>
+          <w:tcPr>
+            <w:tcW w:w="4710" w:type="dxa"/>
+            <w:shd w:val="clear" w:color="auto" w:fill="2E86AB"/>
+            <w:tcMar>
+              <w:top w:w="60" w:type="dxa"/>
+              <w:left w:w="100" w:type="dxa"/>
+              <w:bottom w:w="60" w:type="dxa"/>
+              <w:right w:w="100" w:type="dxa"/>
+            </w:tcMar>
+          </w:tcPr>
+          <w:p>
+            <w:pPr>
+              <w:spacing w:line="360" w:lineRule="auto"/>
+              <w:rPr>
+                <w:rFonts w:ascii="Times New Roman" w:hAnsi="Times New Roman" w:cs="Times New Roman"/>
+                <w:sz w:val="24"/>
+                <w:szCs w:val="24"/>
+              </w:rPr>
+            </w:pPr>
+            <w:r>
+              <w:rPr>
+                <w:rFonts w:ascii="Times New Roman" w:hAnsi="Times New Roman" w:cs="Times New Roman"/>
+                <w:b/>
+                <w:bCs/>
+                <w:color w:val="FFFFFF"/>
+                <w:sz w:val="24"/>
+                <w:szCs w:val="24"/>
+              </w:rPr>
               <w:t>Acción estratégica recomendada</w:t>
             </w:r>
           </w:p>
@@ -7926,7 +8486,25 @@
                 <w:sz w:val="24"/>
                 <w:szCs w:val="24"/>
               </w:rPr>
-              <w:t>Compraron hace poco: onboarding activo durante los primeros 90 días para consolidar el hábito.</w:t>
+              <w:t xml:space="preserve">Compraron hace poco: </w:t>
+            </w:r>
+            <w:proofErr w:type="spellStart"/>
+            <w:r>
+              <w:rPr>
+                <w:rFonts w:ascii="Times New Roman" w:hAnsi="Times New Roman" w:cs="Times New Roman"/>
+                <w:sz w:val="24"/>
+                <w:szCs w:val="24"/>
+              </w:rPr>
+              <w:t>onboarding</w:t>
+            </w:r>
+            <w:proofErr w:type="spellEnd"/>
+            <w:r>
+              <w:rPr>
+                <w:rFonts w:ascii="Times New Roman" w:hAnsi="Times New Roman" w:cs="Times New Roman"/>
+                <w:sz w:val="24"/>
+                <w:szCs w:val="24"/>
+              </w:rPr>
+              <w:t xml:space="preserve"> activo durante los primeros 90 días para consolidar el hábito.</w:t>
             </w:r>
           </w:p>
         </w:tc>
@@ -7981,7 +8559,27 @@
           <w:sz w:val="24"/>
           <w:szCs w:val="24"/>
         </w:rPr>
-        <w:t>4.2 Auditoría web: KPIs de desempeño y seguridad para el despliegue en la nube</w:t>
+        <w:t xml:space="preserve">4.2 Auditoría web: </w:t>
+      </w:r>
+      <w:proofErr w:type="spellStart"/>
+      <w:r>
+        <w:rPr>
+          <w:rFonts w:ascii="Times New Roman" w:hAnsi="Times New Roman" w:cs="Times New Roman"/>
+          <w:color w:val="333333"/>
+          <w:sz w:val="24"/>
+          <w:szCs w:val="24"/>
+        </w:rPr>
+        <w:t>KPIs</w:t>
+      </w:r>
+      <w:proofErr w:type="spellEnd"/>
+      <w:r>
+        <w:rPr>
+          <w:rFonts w:ascii="Times New Roman" w:hAnsi="Times New Roman" w:cs="Times New Roman"/>
+          <w:color w:val="333333"/>
+          <w:sz w:val="24"/>
+          <w:szCs w:val="24"/>
+        </w:rPr>
+        <w:t xml:space="preserve"> de desempeño y seguridad para el despliegue en la nube</w:t>
       </w:r>
       <w:bookmarkEnd w:id="15"/>
     </w:p>
@@ -8001,7 +8599,25 @@
           <w:sz w:val="24"/>
           <w:szCs w:val="24"/>
         </w:rPr>
-        <w:t>Si el sistema se desplegara como aplicación web en la nube, se auditarían los siguientes indicadores de desempeño (Core Web Vitals de Google) con umbrales de la categoría “bueno”:</w:t>
+        <w:t xml:space="preserve">Si el sistema se desplegara como aplicación web en la nube, se auditarían los siguientes indicadores de desempeño (Core Web </w:t>
+      </w:r>
+      <w:proofErr w:type="spellStart"/>
+      <w:r>
+        <w:rPr>
+          <w:rFonts w:ascii="Times New Roman" w:hAnsi="Times New Roman" w:cs="Times New Roman"/>
+          <w:sz w:val="24"/>
+          <w:szCs w:val="24"/>
+        </w:rPr>
+        <w:t>Vitals</w:t>
+      </w:r>
+      <w:proofErr w:type="spellEnd"/>
+      <w:r>
+        <w:rPr>
+          <w:rFonts w:ascii="Times New Roman" w:hAnsi="Times New Roman" w:cs="Times New Roman"/>
+          <w:sz w:val="24"/>
+          <w:szCs w:val="24"/>
+        </w:rPr>
+        <w:t xml:space="preserve"> de Google) con umbrales de la categoría “bueno”:</w:t>
       </w:r>
     </w:p>
     <w:tbl>
@@ -8117,8 +8733,21 @@
                 <w:sz w:val="24"/>
                 <w:szCs w:val="24"/>
               </w:rPr>
-              <w:t>Aplicación en FitCore</w:t>
-            </w:r>
+              <w:t xml:space="preserve">Aplicación en </w:t>
+            </w:r>
+            <w:proofErr w:type="spellStart"/>
+            <w:r>
+              <w:rPr>
+                <w:rFonts w:ascii="Times New Roman" w:hAnsi="Times New Roman" w:cs="Times New Roman"/>
+                <w:b/>
+                <w:bCs/>
+                <w:color w:val="FFFFFF"/>
+                <w:sz w:val="24"/>
+                <w:szCs w:val="24"/>
+              </w:rPr>
+              <w:t>FitCore</w:t>
+            </w:r>
+            <w:proofErr w:type="spellEnd"/>
           </w:p>
         </w:tc>
       </w:tr>
@@ -8148,7 +8777,43 @@
                 <w:sz w:val="24"/>
                 <w:szCs w:val="24"/>
               </w:rPr>
-              <w:t>LCP (Largest Contentful Paint)</w:t>
+              <w:t>LCP (</w:t>
+            </w:r>
+            <w:proofErr w:type="spellStart"/>
+            <w:r>
+              <w:rPr>
+                <w:rFonts w:ascii="Times New Roman" w:hAnsi="Times New Roman" w:cs="Times New Roman"/>
+                <w:sz w:val="24"/>
+                <w:szCs w:val="24"/>
+              </w:rPr>
+              <w:t>Largest</w:t>
+            </w:r>
+            <w:proofErr w:type="spellEnd"/>
+            <w:r>
+              <w:rPr>
+                <w:rFonts w:ascii="Times New Roman" w:hAnsi="Times New Roman" w:cs="Times New Roman"/>
+                <w:sz w:val="24"/>
+                <w:szCs w:val="24"/>
+              </w:rPr>
+              <w:t xml:space="preserve"> </w:t>
+            </w:r>
+            <w:proofErr w:type="spellStart"/>
+            <w:r>
+              <w:rPr>
+                <w:rFonts w:ascii="Times New Roman" w:hAnsi="Times New Roman" w:cs="Times New Roman"/>
+                <w:sz w:val="24"/>
+                <w:szCs w:val="24"/>
+              </w:rPr>
+              <w:t>Contentful</w:t>
+            </w:r>
+            <w:proofErr w:type="spellEnd"/>
+            <w:r>
+              <w:rPr>
+                <w:rFonts w:ascii="Times New Roman" w:hAnsi="Times New Roman" w:cs="Times New Roman"/>
+                <w:sz w:val="24"/>
+                <w:szCs w:val="24"/>
+              </w:rPr>
+              <w:t xml:space="preserve"> Paint)</w:t>
             </w:r>
           </w:p>
         </w:tc>
@@ -8328,7 +8993,25 @@
                 <w:sz w:val="24"/>
                 <w:szCs w:val="24"/>
               </w:rPr>
-              <w:t>CLS (Cumulative Layout Shift)</w:t>
+              <w:t xml:space="preserve">CLS (Cumulative </w:t>
+            </w:r>
+            <w:proofErr w:type="spellStart"/>
+            <w:r>
+              <w:rPr>
+                <w:rFonts w:ascii="Times New Roman" w:hAnsi="Times New Roman" w:cs="Times New Roman"/>
+                <w:sz w:val="24"/>
+                <w:szCs w:val="24"/>
+              </w:rPr>
+              <w:t>Layout</w:t>
+            </w:r>
+            <w:proofErr w:type="spellEnd"/>
+            <w:r>
+              <w:rPr>
+                <w:rFonts w:ascii="Times New Roman" w:hAnsi="Times New Roman" w:cs="Times New Roman"/>
+                <w:sz w:val="24"/>
+                <w:szCs w:val="24"/>
+              </w:rPr>
+              <w:t xml:space="preserve"> Shift)</w:t>
             </w:r>
           </w:p>
         </w:tc>
@@ -8386,7 +9069,25 @@
                 <w:sz w:val="24"/>
                 <w:szCs w:val="24"/>
               </w:rPr>
-              <w:t>Estabilidad visual del dashboard al refrescar los gráficos.</w:t>
+              <w:t xml:space="preserve">Estabilidad visual del </w:t>
+            </w:r>
+            <w:proofErr w:type="spellStart"/>
+            <w:r>
+              <w:rPr>
+                <w:rFonts w:ascii="Times New Roman" w:hAnsi="Times New Roman" w:cs="Times New Roman"/>
+                <w:sz w:val="24"/>
+                <w:szCs w:val="24"/>
+              </w:rPr>
+              <w:t>dashboard</w:t>
+            </w:r>
+            <w:proofErr w:type="spellEnd"/>
+            <w:r>
+              <w:rPr>
+                <w:rFonts w:ascii="Times New Roman" w:hAnsi="Times New Roman" w:cs="Times New Roman"/>
+                <w:sz w:val="24"/>
+                <w:szCs w:val="24"/>
+              </w:rPr>
+              <w:t xml:space="preserve"> al refrescar los gráficos.</w:t>
             </w:r>
           </w:p>
         </w:tc>
@@ -8417,7 +9118,25 @@
                 <w:sz w:val="24"/>
                 <w:szCs w:val="24"/>
               </w:rPr>
-              <w:t>Disponibilidad (uptime)</w:t>
+              <w:t>Disponibilidad (</w:t>
+            </w:r>
+            <w:proofErr w:type="spellStart"/>
+            <w:r>
+              <w:rPr>
+                <w:rFonts w:ascii="Times New Roman" w:hAnsi="Times New Roman" w:cs="Times New Roman"/>
+                <w:sz w:val="24"/>
+                <w:szCs w:val="24"/>
+              </w:rPr>
+              <w:t>uptime</w:t>
+            </w:r>
+            <w:proofErr w:type="spellEnd"/>
+            <w:r>
+              <w:rPr>
+                <w:rFonts w:ascii="Times New Roman" w:hAnsi="Times New Roman" w:cs="Times New Roman"/>
+                <w:sz w:val="24"/>
+                <w:szCs w:val="24"/>
+              </w:rPr>
+              <w:t>)</w:t>
             </w:r>
           </w:p>
         </w:tc>
@@ -8599,7 +9318,25 @@
           <w:sz w:val="24"/>
           <w:szCs w:val="24"/>
         </w:rPr>
-        <w:t>Y los siguientes controles y KPIs de seguridad:</w:t>
+        <w:t xml:space="preserve">Y los siguientes controles y </w:t>
+      </w:r>
+      <w:proofErr w:type="spellStart"/>
+      <w:r>
+        <w:rPr>
+          <w:rFonts w:ascii="Times New Roman" w:hAnsi="Times New Roman" w:cs="Times New Roman"/>
+          <w:sz w:val="24"/>
+          <w:szCs w:val="24"/>
+        </w:rPr>
+        <w:t>KPIs</w:t>
+      </w:r>
+      <w:proofErr w:type="spellEnd"/>
+      <w:r>
+        <w:rPr>
+          <w:rFonts w:ascii="Times New Roman" w:hAnsi="Times New Roman" w:cs="Times New Roman"/>
+          <w:sz w:val="24"/>
+          <w:szCs w:val="24"/>
+        </w:rPr>
+        <w:t xml:space="preserve"> de seguridad:</w:t>
       </w:r>
     </w:p>
     <w:tbl>
@@ -8802,7 +9539,25 @@
                 <w:sz w:val="24"/>
                 <w:szCs w:val="24"/>
               </w:rPr>
-              <w:t>Contraseñas con hash (bcrypt) y roles diferenciados: cajero, gerente, administrador.</w:t>
+              <w:t>Contraseñas con hash (</w:t>
+            </w:r>
+            <w:proofErr w:type="spellStart"/>
+            <w:r>
+              <w:rPr>
+                <w:rFonts w:ascii="Times New Roman" w:hAnsi="Times New Roman" w:cs="Times New Roman"/>
+                <w:sz w:val="24"/>
+                <w:szCs w:val="24"/>
+              </w:rPr>
+              <w:t>bcrypt</w:t>
+            </w:r>
+            <w:proofErr w:type="spellEnd"/>
+            <w:r>
+              <w:rPr>
+                <w:rFonts w:ascii="Times New Roman" w:hAnsi="Times New Roman" w:cs="Times New Roman"/>
+                <w:sz w:val="24"/>
+                <w:szCs w:val="24"/>
+              </w:rPr>
+              <w:t>) y roles diferenciados: cajero, gerente, administrador.</w:t>
             </w:r>
           </w:p>
         </w:tc>
@@ -8922,7 +9677,25 @@
                 <w:sz w:val="24"/>
                 <w:szCs w:val="24"/>
               </w:rPr>
-              <w:t>Consultas 100 % parametrizadas (ya implementado en el código con placeholders de sqlite3).</w:t>
+              <w:t xml:space="preserve">Consultas 100 % parametrizadas (ya implementado en el código con </w:t>
+            </w:r>
+            <w:proofErr w:type="spellStart"/>
+            <w:r>
+              <w:rPr>
+                <w:rFonts w:ascii="Times New Roman" w:hAnsi="Times New Roman" w:cs="Times New Roman"/>
+                <w:sz w:val="24"/>
+                <w:szCs w:val="24"/>
+              </w:rPr>
+              <w:t>placeholders</w:t>
+            </w:r>
+            <w:proofErr w:type="spellEnd"/>
+            <w:r>
+              <w:rPr>
+                <w:rFonts w:ascii="Times New Roman" w:hAnsi="Times New Roman" w:cs="Times New Roman"/>
+                <w:sz w:val="24"/>
+                <w:szCs w:val="24"/>
+              </w:rPr>
+              <w:t xml:space="preserve"> de sqlite3).</w:t>
             </w:r>
           </w:p>
         </w:tc>
@@ -9066,7 +9839,27 @@
           <w:sz w:val="24"/>
           <w:szCs w:val="24"/>
         </w:rPr>
-        <w:t>4.3 Dashboard gerencial e interpretación</w:t>
+        <w:t xml:space="preserve">4.3 </w:t>
+      </w:r>
+      <w:proofErr w:type="spellStart"/>
+      <w:r>
+        <w:rPr>
+          <w:rFonts w:ascii="Times New Roman" w:hAnsi="Times New Roman" w:cs="Times New Roman"/>
+          <w:color w:val="333333"/>
+          <w:sz w:val="24"/>
+          <w:szCs w:val="24"/>
+        </w:rPr>
+        <w:t>Dashboard</w:t>
+      </w:r>
+      <w:proofErr w:type="spellEnd"/>
+      <w:r>
+        <w:rPr>
+          <w:rFonts w:ascii="Times New Roman" w:hAnsi="Times New Roman" w:cs="Times New Roman"/>
+          <w:color w:val="333333"/>
+          <w:sz w:val="24"/>
+          <w:szCs w:val="24"/>
+        </w:rPr>
+        <w:t xml:space="preserve"> gerencial e interpretación</w:t>
       </w:r>
       <w:bookmarkEnd w:id="16"/>
     </w:p>
@@ -9146,7 +9939,31 @@
           <w:sz w:val="24"/>
           <w:szCs w:val="24"/>
         </w:rPr>
-        <w:t>Figura 9. Tablero de control gerencial generado por el sistema (Matplotlib), actualizado tras la venta en vivo.</w:t>
+        <w:t>Figura 9. Tablero de control gerencial generado por el sistema (</w:t>
+      </w:r>
+      <w:proofErr w:type="spellStart"/>
+      <w:r>
+        <w:rPr>
+          <w:rFonts w:ascii="Times New Roman" w:hAnsi="Times New Roman" w:cs="Times New Roman"/>
+          <w:i/>
+          <w:iCs/>
+          <w:color w:val="666666"/>
+          <w:sz w:val="24"/>
+          <w:szCs w:val="24"/>
+        </w:rPr>
+        <w:t>Matplotlib</w:t>
+      </w:r>
+      <w:proofErr w:type="spellEnd"/>
+      <w:r>
+        <w:rPr>
+          <w:rFonts w:ascii="Times New Roman" w:hAnsi="Times New Roman" w:cs="Times New Roman"/>
+          <w:i/>
+          <w:iCs/>
+          <w:color w:val="666666"/>
+          <w:sz w:val="24"/>
+          <w:szCs w:val="24"/>
+        </w:rPr>
+        <w:t>), actualizado tras la venta en vivo.</w:t>
       </w:r>
     </w:p>
     <w:p>
@@ -9264,7 +10081,25 @@
           <w:sz w:val="24"/>
           <w:szCs w:val="24"/>
         </w:rPr>
-        <w:t xml:space="preserve"> ingresos acumulados de USD 130.577 frente a gastos de reposición de USD 1.100 en el período; el indicador SCM muestra que la Proteína Whey es el producto más pedido a proveedores, información clave para negociar volumen.</w:t>
+        <w:t xml:space="preserve"> ingresos acumulados de USD 130.577 frente a gastos de reposición de USD 1.100 en el período; el indicador SCM muestra que la Proteína </w:t>
+      </w:r>
+      <w:proofErr w:type="spellStart"/>
+      <w:r>
+        <w:rPr>
+          <w:rFonts w:ascii="Times New Roman" w:hAnsi="Times New Roman" w:cs="Times New Roman"/>
+          <w:sz w:val="24"/>
+          <w:szCs w:val="24"/>
+        </w:rPr>
+        <w:t>Whey</w:t>
+      </w:r>
+      <w:proofErr w:type="spellEnd"/>
+      <w:r>
+        <w:rPr>
+          <w:rFonts w:ascii="Times New Roman" w:hAnsi="Times New Roman" w:cs="Times New Roman"/>
+          <w:sz w:val="24"/>
+          <w:szCs w:val="24"/>
+        </w:rPr>
+        <w:t xml:space="preserve"> es el producto más pedido a proveedores, información clave para negociar volumen.</w:t>
       </w:r>
     </w:p>
     <w:p>
@@ -9387,7 +10222,43 @@
           <w:sz w:val="24"/>
           <w:szCs w:val="24"/>
         </w:rPr>
-        <w:t>Se recomienda como siguiente fase: migrar la interfaz a web (Flask/Streamlit) manteniendo la misma capa de dominio, incorporar autenticación por roles y evolucionar el CRM hacia un modelo predictivo de churn entrenado con el histórico del propio sistema.</w:t>
+        <w:t>Se recomienda como siguiente fase: migrar la interfaz a web (Flask/</w:t>
+      </w:r>
+      <w:proofErr w:type="spellStart"/>
+      <w:r>
+        <w:rPr>
+          <w:rFonts w:ascii="Times New Roman" w:hAnsi="Times New Roman" w:cs="Times New Roman"/>
+          <w:sz w:val="24"/>
+          <w:szCs w:val="24"/>
+        </w:rPr>
+        <w:t>Streamlit</w:t>
+      </w:r>
+      <w:proofErr w:type="spellEnd"/>
+      <w:r>
+        <w:rPr>
+          <w:rFonts w:ascii="Times New Roman" w:hAnsi="Times New Roman" w:cs="Times New Roman"/>
+          <w:sz w:val="24"/>
+          <w:szCs w:val="24"/>
+        </w:rPr>
+        <w:t xml:space="preserve">) manteniendo la misma capa de dominio, incorporar autenticación por roles y evolucionar el CRM hacia un modelo predictivo de </w:t>
+      </w:r>
+      <w:proofErr w:type="spellStart"/>
+      <w:r>
+        <w:rPr>
+          <w:rFonts w:ascii="Times New Roman" w:hAnsi="Times New Roman" w:cs="Times New Roman"/>
+          <w:sz w:val="24"/>
+          <w:szCs w:val="24"/>
+        </w:rPr>
+        <w:t>churn</w:t>
+      </w:r>
+      <w:proofErr w:type="spellEnd"/>
+      <w:r>
+        <w:rPr>
+          <w:rFonts w:ascii="Times New Roman" w:hAnsi="Times New Roman" w:cs="Times New Roman"/>
+          <w:sz w:val="24"/>
+          <w:szCs w:val="24"/>
+        </w:rPr>
+        <w:t xml:space="preserve"> entrenado con el histórico del propio sistema.</w:t>
       </w:r>
     </w:p>
     <w:p>
@@ -9415,14 +10286,6 @@
     <w:p>
       <w:pPr>
         <w:spacing w:after="120" w:line="360" w:lineRule="auto"/>
-        <w:jc w:val="both"/>
-        <w:rPr>
-          <w:rFonts w:ascii="Times New Roman" w:hAnsi="Times New Roman" w:cs="Times New Roman"/>
-          <w:sz w:val="24"/>
-          <w:szCs w:val="24"/>
-        </w:rPr>
-      </w:pPr>
-      <w:r>
         <w:rPr>
           <w:rFonts w:ascii="Times New Roman" w:hAnsi="Times New Roman" w:cs="Times New Roman"/>
           <w:b/>
@@ -9430,16 +10293,34 @@
           <w:sz w:val="24"/>
           <w:szCs w:val="24"/>
         </w:rPr>
+      </w:pPr>
+      <w:r>
+        <w:rPr>
+          <w:rFonts w:ascii="Times New Roman" w:hAnsi="Times New Roman" w:cs="Times New Roman"/>
+          <w:b/>
+          <w:bCs/>
+          <w:sz w:val="24"/>
+          <w:szCs w:val="24"/>
+        </w:rPr>
         <w:t xml:space="preserve">Repositorio de código fuente: </w:t>
       </w:r>
-      <w:r>
-        <w:rPr>
-          <w:rFonts w:ascii="Times New Roman" w:hAnsi="Times New Roman" w:cs="Times New Roman"/>
-          <w:color w:val="2E86AB"/>
-          <w:sz w:val="24"/>
-          <w:szCs w:val="24"/>
-        </w:rPr>
-        <w:t>[ENLACE AL REPOSITORIO EN GITHUB]</w:t>
+    </w:p>
+    <w:p>
+      <w:pPr>
+        <w:spacing w:after="120" w:line="360" w:lineRule="auto"/>
+        <w:rPr>
+          <w:rFonts w:ascii="Times New Roman" w:hAnsi="Times New Roman" w:cs="Times New Roman"/>
+          <w:sz w:val="24"/>
+          <w:szCs w:val="24"/>
+        </w:rPr>
+      </w:pPr>
+      <w:r>
+        <w:rPr>
+          <w:rFonts w:ascii="Times New Roman" w:hAnsi="Times New Roman" w:cs="Times New Roman"/>
+          <w:sz w:val="24"/>
+          <w:szCs w:val="24"/>
+        </w:rPr>
+        <w:t>https://github.com/Ariel2005re/Proyecto_ISI_02/tree/main/fitcore</w:t>
       </w:r>
     </w:p>
     <w:p>
@@ -9458,7 +10339,133 @@
           <w:sz w:val="24"/>
           <w:szCs w:val="24"/>
         </w:rPr>
-        <w:t>Instrucciones de ejecución: (1) instalar dependencias con pip install pandas matplotlib; (2) generar la base con python preparar_datos.py; (3) ejecutar la demo integral con python demo_integracion.py o el sistema interactivo con python main.py. El dashboard se genera en data/dashboard.png.</w:t>
+        <w:t xml:space="preserve">Instrucciones de ejecución: (1) instalar dependencias con </w:t>
+      </w:r>
+      <w:proofErr w:type="spellStart"/>
+      <w:r>
+        <w:rPr>
+          <w:rFonts w:ascii="Times New Roman" w:hAnsi="Times New Roman" w:cs="Times New Roman"/>
+          <w:sz w:val="24"/>
+          <w:szCs w:val="24"/>
+        </w:rPr>
+        <w:t>pip</w:t>
+      </w:r>
+      <w:proofErr w:type="spellEnd"/>
+      <w:r>
+        <w:rPr>
+          <w:rFonts w:ascii="Times New Roman" w:hAnsi="Times New Roman" w:cs="Times New Roman"/>
+          <w:sz w:val="24"/>
+          <w:szCs w:val="24"/>
+        </w:rPr>
+        <w:t xml:space="preserve"> </w:t>
+      </w:r>
+      <w:proofErr w:type="spellStart"/>
+      <w:r>
+        <w:rPr>
+          <w:rFonts w:ascii="Times New Roman" w:hAnsi="Times New Roman" w:cs="Times New Roman"/>
+          <w:sz w:val="24"/>
+          <w:szCs w:val="24"/>
+        </w:rPr>
+        <w:t>install</w:t>
+      </w:r>
+      <w:proofErr w:type="spellEnd"/>
+      <w:r>
+        <w:rPr>
+          <w:rFonts w:ascii="Times New Roman" w:hAnsi="Times New Roman" w:cs="Times New Roman"/>
+          <w:sz w:val="24"/>
+          <w:szCs w:val="24"/>
+        </w:rPr>
+        <w:t xml:space="preserve"> pandas </w:t>
+      </w:r>
+      <w:proofErr w:type="spellStart"/>
+      <w:r>
+        <w:rPr>
+          <w:rFonts w:ascii="Times New Roman" w:hAnsi="Times New Roman" w:cs="Times New Roman"/>
+          <w:sz w:val="24"/>
+          <w:szCs w:val="24"/>
+        </w:rPr>
+        <w:t>matplotlib</w:t>
+      </w:r>
+      <w:proofErr w:type="spellEnd"/>
+      <w:r>
+        <w:rPr>
+          <w:rFonts w:ascii="Times New Roman" w:hAnsi="Times New Roman" w:cs="Times New Roman"/>
+          <w:sz w:val="24"/>
+          <w:szCs w:val="24"/>
+        </w:rPr>
+        <w:t xml:space="preserve">; (2) generar la base con </w:t>
+      </w:r>
+      <w:proofErr w:type="spellStart"/>
+      <w:r>
+        <w:rPr>
+          <w:rFonts w:ascii="Times New Roman" w:hAnsi="Times New Roman" w:cs="Times New Roman"/>
+          <w:sz w:val="24"/>
+          <w:szCs w:val="24"/>
+        </w:rPr>
+        <w:t>python</w:t>
+      </w:r>
+      <w:proofErr w:type="spellEnd"/>
+      <w:r>
+        <w:rPr>
+          <w:rFonts w:ascii="Times New Roman" w:hAnsi="Times New Roman" w:cs="Times New Roman"/>
+          <w:sz w:val="24"/>
+          <w:szCs w:val="24"/>
+        </w:rPr>
+        <w:t xml:space="preserve"> preparar_datos.py; (3) ejecutar la demo integral con </w:t>
+      </w:r>
+      <w:proofErr w:type="spellStart"/>
+      <w:r>
+        <w:rPr>
+          <w:rFonts w:ascii="Times New Roman" w:hAnsi="Times New Roman" w:cs="Times New Roman"/>
+          <w:sz w:val="24"/>
+          <w:szCs w:val="24"/>
+        </w:rPr>
+        <w:t>python</w:t>
+      </w:r>
+      <w:proofErr w:type="spellEnd"/>
+      <w:r>
+        <w:rPr>
+          <w:rFonts w:ascii="Times New Roman" w:hAnsi="Times New Roman" w:cs="Times New Roman"/>
+          <w:sz w:val="24"/>
+          <w:szCs w:val="24"/>
+        </w:rPr>
+        <w:t xml:space="preserve"> demo_integracion.py o el sistema interactivo con </w:t>
+      </w:r>
+      <w:proofErr w:type="spellStart"/>
+      <w:r>
+        <w:rPr>
+          <w:rFonts w:ascii="Times New Roman" w:hAnsi="Times New Roman" w:cs="Times New Roman"/>
+          <w:sz w:val="24"/>
+          <w:szCs w:val="24"/>
+        </w:rPr>
+        <w:t>python</w:t>
+      </w:r>
+      <w:proofErr w:type="spellEnd"/>
+      <w:r>
+        <w:rPr>
+          <w:rFonts w:ascii="Times New Roman" w:hAnsi="Times New Roman" w:cs="Times New Roman"/>
+          <w:sz w:val="24"/>
+          <w:szCs w:val="24"/>
+        </w:rPr>
+        <w:t xml:space="preserve"> main.py. El </w:t>
+      </w:r>
+      <w:proofErr w:type="spellStart"/>
+      <w:r>
+        <w:rPr>
+          <w:rFonts w:ascii="Times New Roman" w:hAnsi="Times New Roman" w:cs="Times New Roman"/>
+          <w:sz w:val="24"/>
+          <w:szCs w:val="24"/>
+        </w:rPr>
+        <w:t>dashboard</w:t>
+      </w:r>
+      <w:proofErr w:type="spellEnd"/>
+      <w:r>
+        <w:rPr>
+          <w:rFonts w:ascii="Times New Roman" w:hAnsi="Times New Roman" w:cs="Times New Roman"/>
+          <w:sz w:val="24"/>
+          <w:szCs w:val="24"/>
+        </w:rPr>
+        <w:t xml:space="preserve"> se genera en data/dashboard.png.</w:t>
       </w:r>
     </w:p>
     <w:p>
@@ -9478,15 +10485,55 @@
           <w:szCs w:val="24"/>
           <w:lang w:val="en-US"/>
         </w:rPr>
-        <w:t xml:space="preserve">Dataset base de clientes: Gym Customers Features and Churn (Kaggle, adrianvinueza). </w:t>
-      </w:r>
-      <w:r>
-        <w:rPr>
-          <w:rFonts w:ascii="Times New Roman" w:hAnsi="Times New Roman" w:cs="Times New Roman"/>
-          <w:sz w:val="24"/>
-          <w:szCs w:val="24"/>
-        </w:rPr>
-        <w:t xml:space="preserve">Al describir perfiles y no transacciones, el histórico transaccional se simuló de forma coherente con cada perfil: la frecuencia de compra sigue la variable Avg_class_frequency_total y los socios con Churn = 1 </w:t>
+        <w:t xml:space="preserve">Dataset base de </w:t>
+      </w:r>
+      <w:proofErr w:type="spellStart"/>
+      <w:r>
+        <w:rPr>
+          <w:rFonts w:ascii="Times New Roman" w:hAnsi="Times New Roman" w:cs="Times New Roman"/>
+          <w:sz w:val="24"/>
+          <w:szCs w:val="24"/>
+          <w:lang w:val="en-US"/>
+        </w:rPr>
+        <w:t>clientes</w:t>
+      </w:r>
+      <w:proofErr w:type="spellEnd"/>
+      <w:r>
+        <w:rPr>
+          <w:rFonts w:ascii="Times New Roman" w:hAnsi="Times New Roman" w:cs="Times New Roman"/>
+          <w:sz w:val="24"/>
+          <w:szCs w:val="24"/>
+          <w:lang w:val="en-US"/>
+        </w:rPr>
+        <w:t xml:space="preserve">: Gym Customers Features and Churn (Kaggle, </w:t>
+      </w:r>
+      <w:proofErr w:type="spellStart"/>
+      <w:r>
+        <w:rPr>
+          <w:rFonts w:ascii="Times New Roman" w:hAnsi="Times New Roman" w:cs="Times New Roman"/>
+          <w:sz w:val="24"/>
+          <w:szCs w:val="24"/>
+          <w:lang w:val="en-US"/>
+        </w:rPr>
+        <w:t>adrianvinueza</w:t>
+      </w:r>
+      <w:proofErr w:type="spellEnd"/>
+      <w:r>
+        <w:rPr>
+          <w:rFonts w:ascii="Times New Roman" w:hAnsi="Times New Roman" w:cs="Times New Roman"/>
+          <w:sz w:val="24"/>
+          <w:szCs w:val="24"/>
+          <w:lang w:val="en-US"/>
+        </w:rPr>
+        <w:t xml:space="preserve">). </w:t>
+      </w:r>
+      <w:r>
+        <w:rPr>
+          <w:rFonts w:ascii="Times New Roman" w:hAnsi="Times New Roman" w:cs="Times New Roman"/>
+          <w:sz w:val="24"/>
+          <w:szCs w:val="24"/>
+        </w:rPr>
+        <w:t xml:space="preserve">Al describir perfiles y no transacciones, el histórico transaccional se simuló de forma coherente con cada perfil: </w:t>
       </w:r>
       <w:r>
         <w:rPr>
@@ -9495,7 +10542,25 @@
           <w:szCs w:val="24"/>
         </w:rPr>
         <w:lastRenderedPageBreak/>
-        <w:t>interrumpen sus compras entre 45 y 180 días antes de la fecha actual, lo que permite que el CRM y el RFM detecten deserción real.</w:t>
+        <w:t xml:space="preserve">la frecuencia de compra sigue la variable </w:t>
+      </w:r>
+      <w:proofErr w:type="spellStart"/>
+      <w:r>
+        <w:rPr>
+          <w:rFonts w:ascii="Times New Roman" w:hAnsi="Times New Roman" w:cs="Times New Roman"/>
+          <w:sz w:val="24"/>
+          <w:szCs w:val="24"/>
+        </w:rPr>
+        <w:t>Avg_class_frequency_total</w:t>
+      </w:r>
+      <w:proofErr w:type="spellEnd"/>
+      <w:r>
+        <w:rPr>
+          <w:rFonts w:ascii="Times New Roman" w:hAnsi="Times New Roman" w:cs="Times New Roman"/>
+          <w:sz w:val="24"/>
+          <w:szCs w:val="24"/>
+        </w:rPr>
+        <w:t xml:space="preserve"> y los socios con Churn = 1 interrumpen sus compras entre 45 y 180 días antes de la fecha actual, lo que permite que el CRM y el RFM detecten deserción real.</w:t>
       </w:r>
     </w:p>
     <w:sectPr>
@@ -10272,7 +11337,6 @@
   <w:style w:type="character" w:default="1" w:styleId="Fuentedeprrafopredeter">
     <w:name w:val="Default Paragraph Font"/>
     <w:uiPriority w:val="1"/>
-    <w:semiHidden/>
     <w:unhideWhenUsed/>
   </w:style>
   <w:style w:type="table" w:default="1" w:styleId="Tablanormal">
